--- a/docs/hardware/unit_product_reference_v_0_1_0_i2s_ics43434_mems_microphone.docx
+++ b/docs/hardware/unit_product_reference_v_0_1_0_i2s_ics43434_mems_microphone.docx
@@ -530,26 +530,6 @@
         </w:drawing>
       </w:r>
     </w:p>
-    <w:p>
-      <w:pPr>
-        <w:pStyle w:val="BodyText"/>
-      </w:pPr>
-      <w:r>
-        <w:t xml:space="preserve">This is a preliminary product reference. It documents only the characteristics</w:t>
-      </w:r>
-      <w:r>
-        <w:t xml:space="preserve"> </w:t>
-      </w:r>
-      <w:r>
-        <w:t xml:space="preserve">supported by the V1.0 artwork, manufacturing BOM, and the microphone reference</w:t>
-      </w:r>
-      <w:r>
-        <w:t xml:space="preserve"> </w:t>
-      </w:r>
-      <w:r>
-        <w:t xml:space="preserve">currently stored in the repository.</w:t>
-      </w:r>
-    </w:p>
     <w:bookmarkStart w:id="24" w:name="applications"/>
     <w:p>
       <w:pPr>
@@ -966,19 +946,13 @@
         <w:pStyle w:val="BodyText"/>
       </w:pPr>
       <w:r>
-        <w:t xml:space="preserve">The repository sources identify this product as an ICS-43434 I²S module. They do</w:t>
-      </w:r>
-      <w:r>
-        <w:t xml:space="preserve"> </w:t>
-      </w:r>
-      <w:r>
-        <w:t xml:space="preserve">not describe an ICS-41350 PDM module; PDM timing and pin assignments must not be</w:t>
-      </w:r>
-      <w:r>
-        <w:t xml:space="preserve"> </w:t>
-      </w:r>
-      <w:r>
-        <w:t xml:space="preserve">applied to this hardware.</w:t>
+        <w:t xml:space="preserve">This product uses the ICS-43434 I²S microphone. PDM timing and pin assignments</w:t>
+      </w:r>
+      <w:r>
+        <w:t xml:space="preserve"> </w:t>
+      </w:r>
+      <w:r>
+        <w:t xml:space="preserve">must not be applied to this hardware.</w:t>
       </w:r>
     </w:p>
     <w:bookmarkEnd w:id="27"/>
@@ -1310,7 +1284,7 @@
               <w:jc w:val="left"/>
             </w:pPr>
             <w:r>
-              <w:t xml:space="preserve">Local microphone reference</w:t>
+              <w:t xml:space="preserve">EMMIC-ICS43434 reference</w:t>
             </w:r>
           </w:p>
         </w:tc>

--- a/docs/hardware/unit_product_reference_v_0_1_0_i2s_ics43434_mems_microphone.docx
+++ b/docs/hardware/unit_product_reference_v_0_1_0_i2s_ics43434_mems_microphone.docx
@@ -941,20 +941,6 @@
         </w:tc>
       </w:tr>
     </w:tbl>
-    <w:p>
-      <w:pPr>
-        <w:pStyle w:val="BodyText"/>
-      </w:pPr>
-      <w:r>
-        <w:t xml:space="preserve">This product uses the ICS-43434 I²S microphone. PDM timing and pin assignments</w:t>
-      </w:r>
-      <w:r>
-        <w:t xml:space="preserve"> </w:t>
-      </w:r>
-      <w:r>
-        <w:t xml:space="preserve">must not be applied to this hardware.</w:t>
-      </w:r>
-    </w:p>
     <w:bookmarkEnd w:id="27"/>
     <w:bookmarkStart w:id="28" w:name="package-contents"/>
     <w:p>

--- a/docs/hardware/unit_product_reference_v_0_1_0_i2s_ics43434_mems_microphone.docx
+++ b/docs/hardware/unit_product_reference_v_0_1_0_i2s_ics43434_mems_microphone.docx
@@ -497,7 +497,7 @@
               <a:graphicData uri="http://schemas.openxmlformats.org/drawingml/2006/picture">
                 <pic:pic>
                   <pic:nvPicPr>
-                    <pic:cNvPr descr="hardware/resources/unit_top_v_1_0_0_i2s_ics43434_mems_microphone.png" id="23" name="Picture"/>
+                    <pic:cNvPr descr="hardware/resources/unit_top_v_1_1_0_ue0149_devlab_i2s_ics_43434_mems_microphone_3d.png" id="23" name="Picture"/>
                     <pic:cNvPicPr>
                       <a:picLocks noChangeArrowheads="1" noChangeAspect="1"/>
                     </pic:cNvPicPr>
@@ -1816,7 +1816,7 @@
               <a:graphicData uri="http://schemas.openxmlformats.org/drawingml/2006/picture">
                 <pic:pic>
                   <pic:nvPicPr>
-                    <pic:cNvPr descr="hardware/resources/unit_btm_v_1_0_0_i2s_ics43434_mems_microphone.png" id="37" name="Picture"/>
+                    <pic:cNvPr descr="hardware/resources/unit_btm_v_1_1_0_ue0149_devlab_i2s_ics_43434_mems_microphone_3d.png" id="37" name="Picture"/>
                     <pic:cNvPicPr>
                       <a:picLocks noChangeArrowheads="1" noChangeAspect="1"/>
                     </pic:cNvPicPr>
@@ -2662,7 +2662,7 @@
               <a:graphicData uri="http://schemas.openxmlformats.org/drawingml/2006/picture">
                 <pic:pic>
                   <pic:nvPicPr>
-                    <pic:cNvPr descr="hardware/resources/unit_top_v_1_0_0_i2s_ics43434_mems_microphone.png" id="46" name="Picture"/>
+                    <pic:cNvPr descr="hardware/resources/unit_top_v_1_1_0_ue0149_devlab_i2s_ics_43434_mems_microphone_3d.png" id="46" name="Picture"/>
                     <pic:cNvPicPr>
                       <a:picLocks noChangeArrowheads="1" noChangeAspect="1"/>
                     </pic:cNvPicPr>
